--- a/services/admin-backend/styles/科技蓝标签风.docx
+++ b/services/admin-backend/styles/科技蓝标签风.docx
@@ -2,46 +2,6 @@
 <file path=word/document.xml><?xml version="1.0" encoding="utf-8"?>
 <w:document xmlns:wpc="http://schemas.microsoft.com/office/word/2010/wordprocessingCanvas" xmlns:mc="http://schemas.openxmlformats.org/markup-compatibility/2006" xmlns:o="urn:schemas-microsoft-com:office:office" xmlns:r="http://schemas.openxmlformats.org/officeDocument/2006/relationships" xmlns:m="http://schemas.openxmlformats.org/officeDocument/2006/math" xmlns:v="urn:schemas-microsoft-com:vml" xmlns:wp14="http://schemas.microsoft.com/office/word/2010/wordprocessingDrawing" xmlns:wp="http://schemas.openxmlformats.org/drawingml/2006/wordprocessingDrawing" xmlns:w="http://schemas.openxmlformats.org/wordprocessingml/2006/main" xmlns:w14="http://schemas.microsoft.com/office/word/2010/wordml" xmlns:w10="urn:schemas-microsoft-com:office:word" xmlns:w15="http://schemas.microsoft.com/office/word/2012/wordml" xmlns:wpg="http://schemas.microsoft.com/office/word/2010/wordprocessingGroup" xmlns:wpi="http://schemas.microsoft.com/office/word/2010/wordprocessingInk" xmlns:wne="http://schemas.microsoft.com/office/word/2006/wordml" xmlns:wps="http://schemas.microsoft.com/office/word/2010/wordprocessingShape" xmlns:wpsCustomData="http://www.wps.cn/officeDocument/2013/wpsCustomData" mc:Ignorable="w14 w15 wp14">
   <w:body>
-    <w:p>
-      <w:pPr>
-        <w:pBdr>
-          <w:bottom w:val="none" w:color="2B7AE8" w:sz="48" w:space="1"/>
-        </w:pBdr>
-        <w:spacing w:before="0" w:after="400"/>
-      </w:pPr>
-    </w:p>
-    <w:p>
-      <w:pPr>
-        <w:pStyle w:val="2"/>
-        <w:jc w:val="center"/>
-      </w:pPr>
-      <w:r>
-        <w:rPr>
-          <w:b/>
-          <w:bCs/>
-          <w:color w:val="1A1A2E"/>
-          <w:sz w:val="52"/>
-          <w:szCs w:val="52"/>
-        </w:rPr>
-        <w:t>科技改变生活</w:t>
-      </w:r>
-    </w:p>
-    <w:p>
-      <w:pPr>
-        <w:spacing w:before="120" w:after="200"/>
-        <w:jc w:val="center"/>
-      </w:pPr>
-      <w:r>
-        <w:rPr>
-          <w:b/>
-          <w:bCs/>
-          <w:color w:val="2B7AE8"/>
-          <w:sz w:val="36"/>
-          <w:szCs w:val="36"/>
-        </w:rPr>
-        <w:t>当科技照进日常</w:t>
-      </w:r>
-    </w:p>
     <w:p>
       <w:pPr>
         <w:spacing w:before="80" w:after="400"/>
@@ -106,22 +66,6 @@
     </w:p>
     <w:p>
       <w:pPr>
-        <w:spacing w:before="80" w:after="280"/>
-        <w:jc w:val="center"/>
-      </w:pPr>
-      <w:r>
-        <w:rPr>
-          <w:i/>
-          <w:iCs/>
-          <w:color w:val="8B9AAF"/>
-          <w:sz w:val="20"/>
-          <w:szCs w:val="20"/>
-        </w:rPr>
-        <w:t>▲ 科技，让生活更美好</w:t>
-      </w:r>
-    </w:p>
-    <w:p>
-      <w:pPr>
         <w:spacing w:before="400" w:after="400"/>
         <w:jc w:val="center"/>
       </w:pPr>
@@ -131,29 +75,13 @@
           <w:sz w:val="22"/>
           <w:szCs w:val="22"/>
         </w:rPr>
-        <w:t>——</w:t>
-      </w:r>
-      <w:r>
-        <w:rPr>
-          <w:color w:val="2B7AE8"/>
-          <w:sz w:val="24"/>
-          <w:szCs w:val="24"/>
-        </w:rPr>
-        <w:t xml:space="preserve"> ◆ </w:t>
-      </w:r>
-      <w:r>
-        <w:rPr>
-          <w:color w:val="D6E8F7"/>
-          <w:sz w:val="22"/>
-          <w:szCs w:val="22"/>
-        </w:rPr>
-        <w:t>——</w:t>
+        <w:t>————</w:t>
       </w:r>
     </w:p>
     <w:p>
       <w:pPr>
         <w:pBdr>
-          <w:left w:val="none" w:color="2B7AE8" w:sz="28" w:space="10"/>
+          <w:left w:val="none" w:color="2B7AE8" w:sz="0" w:space="10"/>
         </w:pBdr>
         <w:shd w:val="clear" w:fill="F0F7FF"/>
         <w:spacing w:before="200" w:after="320" w:line="400" w:lineRule="auto"/>
@@ -191,10 +119,10 @@
     <w:p>
       <w:pPr>
         <w:pBdr>
-          <w:top w:val="none" w:color="D6E8F7" w:sz="4" w:space="1"/>
-          <w:left w:val="none" w:color="2B7AE8" w:sz="24" w:space="10"/>
-          <w:bottom w:val="none" w:color="D6E8F7" w:sz="4" w:space="1"/>
-          <w:right w:val="none" w:color="D6E8F7" w:sz="4" w:space="1"/>
+          <w:top w:val="none" w:color="D6E8F7" w:sz="0" w:space="1"/>
+          <w:left w:val="none" w:color="2B7AE8" w:sz="0" w:space="10"/>
+          <w:bottom w:val="none" w:color="D6E8F7" w:sz="0" w:space="1"/>
+          <w:right w:val="none" w:color="D6E8F7" w:sz="0" w:space="1"/>
         </w:pBdr>
         <w:shd w:val="clear" w:fill="FAFDFF"/>
         <w:spacing w:before="240" w:after="240"/>
@@ -202,14 +130,6 @@
       </w:pPr>
       <w:r>
         <w:rPr>
-          <w:color w:val="2B7AE8"/>
-          <w:sz w:val="24"/>
-          <w:szCs w:val="24"/>
-        </w:rPr>
-        <w:t xml:space="preserve">✦ </w:t>
-      </w:r>
-      <w:r>
-        <w:rPr>
           <w:color w:val="1A1A2E"/>
           <w:sz w:val="24"/>
           <w:szCs w:val="24"/>
@@ -228,23 +148,7 @@
           <w:sz w:val="22"/>
           <w:szCs w:val="22"/>
         </w:rPr>
-        <w:t>——</w:t>
-      </w:r>
-      <w:r>
-        <w:rPr>
-          <w:color w:val="2B7AE8"/>
-          <w:sz w:val="24"/>
-          <w:szCs w:val="24"/>
-        </w:rPr>
-        <w:t xml:space="preserve"> ◆ </w:t>
-      </w:r>
-      <w:r>
-        <w:rPr>
-          <w:color w:val="D6E8F7"/>
-          <w:sz w:val="22"/>
-          <w:szCs w:val="22"/>
-        </w:rPr>
-        <w:t>——</w:t>
+        <w:t>————</w:t>
       </w:r>
     </w:p>
     <w:p>
@@ -252,34 +156,31 @@
         <w:shd w:val="clear" w:fill="E8F4FD"/>
         <w:spacing w:before="480" w:after="0"/>
         <w:ind w:left="0" w:right="0"/>
+        <w:rPr>
+          <w:sz w:val="32"/>
+          <w:szCs w:val="32"/>
+        </w:rPr>
       </w:pPr>
     </w:p>
     <w:p>
       <w:pPr>
         <w:shd w:val="clear" w:fill="E8F4FD"/>
         <w:spacing w:before="0" w:after="0"/>
-        <w:ind w:left="240" w:right="200"/>
-      </w:pPr>
-      <w:r>
-        <w:rPr>
-          <w:b/>
-          <w:bCs/>
-          <w:color w:val="FFFFFF"/>
-          <w:sz w:val="28"/>
-          <w:szCs w:val="28"/>
-          <w:shd w:val="clear" w:fill="2B7AE8"/>
-        </w:rPr>
-        <w:t xml:space="preserve">  01  </w:t>
-      </w:r>
+        <w:ind w:right="200" w:firstLine="641" w:firstLineChars="200"/>
+        <w:rPr>
+          <w:sz w:val="32"/>
+          <w:szCs w:val="32"/>
+        </w:rPr>
+      </w:pPr>
       <w:r>
         <w:rPr>
           <w:b/>
           <w:bCs/>
           <w:color w:val="2B7AE8"/>
-          <w:sz w:val="28"/>
-          <w:szCs w:val="28"/>
-        </w:rPr>
-        <w:t xml:space="preserve">  科技守心，美好随行</w:t>
+          <w:sz w:val="32"/>
+          <w:szCs w:val="32"/>
+        </w:rPr>
+        <w:t>科技守心，美好随行</w:t>
       </w:r>
     </w:p>
     <w:p>
@@ -328,10 +229,10 @@
     <w:p>
       <w:pPr>
         <w:pBdr>
-          <w:top w:val="none" w:color="D6E8F7" w:sz="4" w:space="1"/>
-          <w:left w:val="none" w:color="2B7AE8" w:sz="24" w:space="10"/>
-          <w:bottom w:val="none" w:color="D6E8F7" w:sz="4" w:space="1"/>
-          <w:right w:val="none" w:color="D6E8F7" w:sz="4" w:space="1"/>
+          <w:top w:val="none" w:color="D6E8F7" w:sz="0" w:space="1"/>
+          <w:left w:val="none" w:color="2B7AE8" w:sz="0" w:space="10"/>
+          <w:bottom w:val="none" w:color="D6E8F7" w:sz="0" w:space="1"/>
+          <w:right w:val="none" w:color="D6E8F7" w:sz="0" w:space="1"/>
         </w:pBdr>
         <w:shd w:val="clear" w:fill="F0F7FF"/>
         <w:spacing w:before="240" w:after="240"/>
@@ -366,23 +267,7 @@
           <w:sz w:val="22"/>
           <w:szCs w:val="22"/>
         </w:rPr>
-        <w:t>——</w:t>
-      </w:r>
-      <w:r>
-        <w:rPr>
-          <w:color w:val="2B7AE8"/>
-          <w:sz w:val="24"/>
-          <w:szCs w:val="24"/>
-        </w:rPr>
-        <w:t xml:space="preserve"> ◆ </w:t>
-      </w:r>
-      <w:r>
-        <w:rPr>
-          <w:color w:val="D6E8F7"/>
-          <w:sz w:val="22"/>
-          <w:szCs w:val="22"/>
-        </w:rPr>
-        <w:t>——</w:t>
+        <w:t>————</w:t>
       </w:r>
     </w:p>
     <w:p>
@@ -396,28 +281,21 @@
       <w:pPr>
         <w:shd w:val="clear" w:fill="E8F4FD"/>
         <w:spacing w:before="0" w:after="0"/>
-        <w:ind w:left="240" w:right="200"/>
-      </w:pPr>
-      <w:r>
-        <w:rPr>
-          <w:b/>
-          <w:bCs/>
-          <w:color w:val="FFFFFF"/>
-          <w:sz w:val="28"/>
-          <w:szCs w:val="28"/>
-          <w:shd w:val="clear" w:fill="2B7AE8"/>
-        </w:rPr>
-        <w:t xml:space="preserve">  02  </w:t>
-      </w:r>
+        <w:ind w:right="200" w:firstLine="641" w:firstLineChars="200"/>
+        <w:rPr>
+          <w:sz w:val="32"/>
+          <w:szCs w:val="32"/>
+        </w:rPr>
+      </w:pPr>
       <w:r>
         <w:rPr>
           <w:b/>
           <w:bCs/>
           <w:color w:val="2B7AE8"/>
-          <w:sz w:val="28"/>
-          <w:szCs w:val="28"/>
-        </w:rPr>
-        <w:t xml:space="preserve">  科技赋能，万象更新</w:t>
+          <w:sz w:val="32"/>
+          <w:szCs w:val="32"/>
+        </w:rPr>
+        <w:t>科技赋能，万象更新</w:t>
       </w:r>
     </w:p>
     <w:p>
@@ -499,22 +377,6 @@
     </w:p>
     <w:p>
       <w:pPr>
-        <w:spacing w:before="80" w:after="280"/>
-        <w:jc w:val="center"/>
-      </w:pPr>
-      <w:r>
-        <w:rPr>
-          <w:i/>
-          <w:iCs/>
-          <w:color w:val="8B9AAF"/>
-          <w:sz w:val="20"/>
-          <w:szCs w:val="20"/>
-        </w:rPr>
-        <w:t>▲ 智能工厂，效率飞跃</w:t>
-      </w:r>
-    </w:p>
-    <w:p>
-      <w:pPr>
         <w:spacing w:before="200" w:after="200" w:line="400" w:lineRule="auto"/>
       </w:pPr>
       <w:r>
@@ -529,10 +391,10 @@
     <w:p>
       <w:pPr>
         <w:pBdr>
-          <w:top w:val="none" w:color="D6E8F7" w:sz="4" w:space="1"/>
-          <w:left w:val="none" w:color="2B7AE8" w:sz="24" w:space="10"/>
-          <w:bottom w:val="none" w:color="D6E8F7" w:sz="4" w:space="1"/>
-          <w:right w:val="none" w:color="D6E8F7" w:sz="4" w:space="1"/>
+          <w:top w:val="none" w:color="D6E8F7" w:sz="0" w:space="1"/>
+          <w:left w:val="none" w:color="2B7AE8" w:sz="0" w:space="10"/>
+          <w:bottom w:val="none" w:color="D6E8F7" w:sz="0" w:space="1"/>
+          <w:right w:val="none" w:color="D6E8F7" w:sz="0" w:space="1"/>
         </w:pBdr>
         <w:shd w:val="clear" w:fill="E8F4FD"/>
         <w:spacing w:before="240" w:after="240"/>
@@ -560,23 +422,7 @@
           <w:sz w:val="22"/>
           <w:szCs w:val="22"/>
         </w:rPr>
-        <w:t>——</w:t>
-      </w:r>
-      <w:r>
-        <w:rPr>
-          <w:color w:val="2B7AE8"/>
-          <w:sz w:val="24"/>
-          <w:szCs w:val="24"/>
-        </w:rPr>
-        <w:t xml:space="preserve"> ◆ </w:t>
-      </w:r>
-      <w:r>
-        <w:rPr>
-          <w:color w:val="D6E8F7"/>
-          <w:sz w:val="22"/>
-          <w:szCs w:val="22"/>
-        </w:rPr>
-        <w:t>——</w:t>
+        <w:t>————</w:t>
       </w:r>
     </w:p>
     <w:p>
@@ -590,28 +436,21 @@
       <w:pPr>
         <w:shd w:val="clear" w:fill="E8F4FD"/>
         <w:spacing w:before="0" w:after="0"/>
-        <w:ind w:left="240" w:right="200"/>
-      </w:pPr>
-      <w:r>
-        <w:rPr>
-          <w:b/>
-          <w:bCs/>
-          <w:color w:val="FFFFFF"/>
-          <w:sz w:val="28"/>
-          <w:szCs w:val="28"/>
-          <w:shd w:val="clear" w:fill="2B7AE8"/>
-        </w:rPr>
-        <w:t xml:space="preserve">  03  </w:t>
-      </w:r>
+        <w:ind w:right="200" w:firstLine="641" w:firstLineChars="200"/>
+        <w:rPr>
+          <w:sz w:val="32"/>
+          <w:szCs w:val="32"/>
+        </w:rPr>
+      </w:pPr>
       <w:r>
         <w:rPr>
           <w:b/>
           <w:bCs/>
           <w:color w:val="2B7AE8"/>
-          <w:sz w:val="28"/>
-          <w:szCs w:val="28"/>
-        </w:rPr>
-        <w:t xml:space="preserve">  科技向善，温暖人间</w:t>
+          <w:sz w:val="32"/>
+          <w:szCs w:val="32"/>
+        </w:rPr>
+        <w:t>科技向善，温暖人间</w:t>
       </w:r>
     </w:p>
     <w:p>
@@ -642,7 +481,16 @@
           <w:sz w:val="24"/>
           <w:szCs w:val="24"/>
         </w:rPr>
-        <w:t>帮助视障人士「看见」世界的AI眼镜；让听障人士「听见」声音的骨传导技术；为偏远山区孩子打开知识大门的在线课堂。</w:t>
+        <w:t>帮助视障人士「</w:t>
+      </w:r>
+      <w:bookmarkStart w:id="0" w:name="_GoBack"/>
+      <w:bookmarkEnd w:id="0"/>
+      <w:r>
+        <w:rPr>
+          <w:sz w:val="24"/>
+          <w:szCs w:val="24"/>
+        </w:rPr>
+        <w:t>看见」世界的AI眼镜；让听障人士「听见」声音的骨传导技术；为偏远山区孩子打开知识大门的在线课堂。</w:t>
       </w:r>
     </w:p>
     <w:p>
@@ -652,14 +500,6 @@
       </w:pPr>
       <w:r>
         <w:rPr>
-          <w:color w:val="2B7AE8"/>
-          <w:sz w:val="20"/>
-          <w:szCs w:val="20"/>
-        </w:rPr>
-        <w:t xml:space="preserve">◆ </w:t>
-      </w:r>
-      <w:r>
-        <w:rPr>
           <w:sz w:val="24"/>
           <w:szCs w:val="24"/>
         </w:rPr>
@@ -673,14 +513,6 @@
       </w:pPr>
       <w:r>
         <w:rPr>
-          <w:color w:val="2B7AE8"/>
-          <w:sz w:val="20"/>
-          <w:szCs w:val="20"/>
-        </w:rPr>
-        <w:t xml:space="preserve">◆ </w:t>
-      </w:r>
-      <w:r>
-        <w:rPr>
           <w:sz w:val="24"/>
           <w:szCs w:val="24"/>
         </w:rPr>
@@ -694,14 +526,6 @@
       </w:pPr>
       <w:r>
         <w:rPr>
-          <w:color w:val="2B7AE8"/>
-          <w:sz w:val="20"/>
-          <w:szCs w:val="20"/>
-        </w:rPr>
-        <w:t xml:space="preserve">◆ </w:t>
-      </w:r>
-      <w:r>
-        <w:rPr>
           <w:sz w:val="24"/>
           <w:szCs w:val="24"/>
         </w:rPr>
@@ -711,153 +535,7 @@
     <w:p>
       <w:pPr>
         <w:pBdr>
-          <w:left w:val="none" w:color="2B7AE8" w:sz="28" w:space="10"/>
-        </w:pBdr>
-        <w:shd w:val="clear" w:fill="F5FAFF"/>
-        <w:spacing w:before="320" w:after="80"/>
-        <w:ind w:left="280" w:right="200"/>
-      </w:pPr>
-      <w:r>
-        <w:rPr>
-          <w:rFonts w:ascii="Georgia" w:hAnsi="Georgia" w:eastAsia="Georgia" w:cs="Georgia"/>
-          <w:b/>
-          <w:bCs/>
-          <w:color w:val="2B7AE8"/>
-          <w:sz w:val="48"/>
-          <w:szCs w:val="48"/>
-        </w:rPr>
-        <w:t>"</w:t>
-      </w:r>
-      <w:r>
-        <w:rPr>
-          <w:i/>
-          <w:iCs/>
-          <w:color w:val="4A5568"/>
-          <w:sz w:val="24"/>
-          <w:szCs w:val="24"/>
-        </w:rPr>
-        <w:t>科技的本质，是让人类生活得更像人类。</w:t>
-      </w:r>
-    </w:p>
-    <w:p>
-      <w:pPr>
-        <w:pBdr>
-          <w:left w:val="none" w:color="2B7AE8" w:sz="28" w:space="10"/>
-        </w:pBdr>
-        <w:shd w:val="clear" w:fill="F5FAFF"/>
-        <w:spacing w:after="320"/>
-        <w:ind w:left="280" w:right="200"/>
-        <w:jc w:val="right"/>
-      </w:pPr>
-      <w:r>
-        <w:rPr>
-          <w:color w:val="8B9AAF"/>
-          <w:sz w:val="22"/>
-          <w:szCs w:val="22"/>
-        </w:rPr>
-        <w:t>—— 凯文·凯利</w:t>
-      </w:r>
-    </w:p>
-    <w:p>
-      <w:pPr>
-        <w:spacing w:before="400" w:after="400"/>
-        <w:jc w:val="center"/>
-      </w:pPr>
-      <w:r>
-        <w:rPr>
-          <w:color w:val="D6E8F7"/>
-          <w:sz w:val="22"/>
-          <w:szCs w:val="22"/>
-        </w:rPr>
-        <w:t>——</w:t>
-      </w:r>
-      <w:r>
-        <w:rPr>
-          <w:color w:val="2B7AE8"/>
-          <w:sz w:val="24"/>
-          <w:szCs w:val="24"/>
-        </w:rPr>
-        <w:t xml:space="preserve"> ◆ </w:t>
-      </w:r>
-      <w:r>
-        <w:rPr>
-          <w:color w:val="D6E8F7"/>
-          <w:sz w:val="22"/>
-          <w:szCs w:val="22"/>
-        </w:rPr>
-        <w:t>——</w:t>
-      </w:r>
-    </w:p>
-    <w:p>
-      <w:pPr>
-        <w:shd w:val="clear" w:fill="E8F4FD"/>
-        <w:spacing w:before="480" w:after="0"/>
-        <w:ind w:left="0" w:right="0"/>
-      </w:pPr>
-    </w:p>
-    <w:p>
-      <w:pPr>
-        <w:shd w:val="clear" w:fill="E8F4FD"/>
-        <w:spacing w:before="0" w:after="0"/>
-        <w:ind w:left="240" w:right="200"/>
-      </w:pPr>
-      <w:r>
-        <w:rPr>
-          <w:b/>
-          <w:bCs/>
-          <w:color w:val="FFFFFF"/>
-          <w:sz w:val="28"/>
-          <w:szCs w:val="28"/>
-          <w:shd w:val="clear" w:fill="2B7AE8"/>
-        </w:rPr>
-        <w:t xml:space="preserve">  04  </w:t>
-      </w:r>
-      <w:r>
-        <w:rPr>
-          <w:b/>
-          <w:bCs/>
-          <w:color w:val="2B7AE8"/>
-          <w:sz w:val="28"/>
-          <w:szCs w:val="28"/>
-        </w:rPr>
-        <w:t xml:space="preserve">  写在最后</w:t>
-      </w:r>
-    </w:p>
-    <w:p>
-      <w:pPr>
-        <w:shd w:val="clear" w:fill="E8F4FD"/>
-        <w:spacing w:before="0" w:after="200"/>
-        <w:ind w:left="0" w:right="0"/>
-      </w:pPr>
-    </w:p>
-    <w:p>
-      <w:pPr>
-        <w:spacing w:before="200" w:after="200" w:line="400" w:lineRule="auto"/>
-      </w:pPr>
-      <w:r>
-        <w:rPr>
-          <w:sz w:val="24"/>
-          <w:szCs w:val="24"/>
-        </w:rPr>
-        <w:t>我们正处于一个前所未有的科技黄金时代。</w:t>
-      </w:r>
-    </w:p>
-    <w:p>
-      <w:pPr>
-        <w:spacing w:before="200" w:after="200" w:line="400" w:lineRule="auto"/>
-      </w:pPr>
-      <w:r>
-        <w:rPr>
-          <w:sz w:val="24"/>
-          <w:szCs w:val="24"/>
-        </w:rPr>
-        <w:t>与其担心被科技取代，不如学会与科技共舞。拥抱变化，终身学习，才能在这个快速迭代的时代立于不败之地。</w:t>
-      </w:r>
-    </w:p>
-    <w:p>
-      <w:pPr>
-        <w:pBdr>
-          <w:left w:val="none" w:color="2B7AE8" w:sz="28" w:space="10"/>
+          <w:left w:val="none" w:color="2B7AE8" w:sz="0" w:space="10"/>
         </w:pBdr>
         <w:shd w:val="clear" w:fill="F0F7FF"/>
         <w:spacing w:before="240" w:after="200" w:line="400" w:lineRule="auto"/>
@@ -876,25 +554,9 @@
     </w:p>
     <w:p>
       <w:pPr>
-        <w:spacing w:before="200" w:after="320" w:line="400" w:lineRule="auto"/>
-      </w:pPr>
-      <w:r>
-        <w:rPr>
-          <w:i/>
-          <w:iCs/>
-          <w:sz w:val="24"/>
-          <w:szCs w:val="24"/>
-        </w:rPr>
-        <w:t>未来已来，而你，准备好了吗？</w:t>
-      </w:r>
-    </w:p>
-    <w:p>
-      <w:pPr>
         <w:spacing w:before="160" w:after="80"/>
         <w:jc w:val="center"/>
       </w:pPr>
-      <w:bookmarkStart w:id="0" w:name="_GoBack"/>
-      <w:bookmarkEnd w:id="0"/>
     </w:p>
     <w:sectPr>
       <w:pgSz w:w="11906" w:h="16838"/>
